--- a/実験計画書/実験計画書~OSインストール~.docx
+++ b/実験計画書/実験計画書~OSインストール~.docx
@@ -27,7 +27,6 @@
       <w:pPr>
         <w:jc w:val="right"/>
         <w:rPr>
-          <w:rFonts w:hint="eastAsia"/>
           <w:sz w:val="16"/>
           <w:szCs w:val="16"/>
         </w:rPr>
@@ -318,7 +317,7 @@
       <w:pPr>
         <w:spacing w:before="60" w:after="60"/>
         <w:rPr>
-          <w:rFonts w:eastAsiaTheme="minorHAnsi" w:cs="Arial" w:hint="eastAsia"/>
+          <w:rFonts w:eastAsiaTheme="minorHAnsi" w:cs="Arial"/>
           <w:sz w:val="20"/>
           <w:szCs w:val="20"/>
         </w:rPr>
@@ -1426,7 +1425,7 @@
         </w:rPr>
         <w:br/>
       </w:r>
-      <w:hyperlink r:id="rId4" w:history="1">
+      <w:hyperlink r:id="rId6" w:history="1">
         <w:r>
           <w:rPr>
             <w:rStyle w:val="ac"/>
@@ -1463,13 +1462,13 @@
     <w:p>
       <w:pPr>
         <w:rPr>
-          <w:rFonts w:hint="eastAsia"/>
-          <w:sz w:val="20"/>
-          <w:szCs w:val="20"/>
-        </w:rPr>
-      </w:pPr>
-      <w:r>
-        <w:rPr>
+          <w:sz w:val="20"/>
+          <w:szCs w:val="20"/>
+        </w:rPr>
+      </w:pPr>
+      <w:r>
+        <w:rPr>
+          <w:noProof/>
           <w:sz w:val="20"/>
           <w:szCs w:val="20"/>
         </w:rPr>
@@ -1489,7 +1488,7 @@
                     <pic:cNvPicPr/>
                   </pic:nvPicPr>
                   <pic:blipFill>
-                    <a:blip r:embed="rId5"/>
+                    <a:blip r:embed="rId7"/>
                     <a:stretch>
                       <a:fillRect/>
                     </a:stretch>
@@ -1532,7 +1531,7 @@
           <w:szCs w:val="20"/>
         </w:rPr>
       </w:pPr>
-      <w:hyperlink r:id="rId6" w:history="1">
+      <w:hyperlink r:id="rId8" w:history="1">
         <w:r>
           <w:rPr>
             <w:rStyle w:val="ac"/>
@@ -1629,7 +1628,7 @@
                 <w:szCs w:val="20"/>
               </w:rPr>
             </w:pPr>
-            <w:hyperlink r:id="rId7" w:history="1">
+            <w:hyperlink r:id="rId9" w:history="1">
               <w:r>
                 <w:rPr>
                   <w:rStyle w:val="ac"/>
@@ -1762,10 +1761,25 @@
     <w:p>
       <w:pPr>
         <w:rPr>
+          <w:sz w:val="20"/>
+          <w:szCs w:val="20"/>
+        </w:rPr>
+      </w:pPr>
+      <w:r>
+        <w:rPr>
           <w:rFonts w:hint="eastAsia"/>
           <w:sz w:val="20"/>
           <w:szCs w:val="20"/>
         </w:rPr>
+        <w:t>これをダウンロードしてインストールします。</w:t>
+      </w:r>
+    </w:p>
+    <w:p>
+      <w:pPr>
+        <w:rPr>
+          <w:sz w:val="20"/>
+          <w:szCs w:val="20"/>
+        </w:rPr>
       </w:pPr>
       <w:r>
         <w:rPr>
@@ -1773,22 +1787,6 @@
           <w:sz w:val="20"/>
           <w:szCs w:val="20"/>
         </w:rPr>
-        <w:t>これをダウンロードしてインストールします。</w:t>
-      </w:r>
-    </w:p>
-    <w:p>
-      <w:pPr>
-        <w:rPr>
-          <w:sz w:val="20"/>
-          <w:szCs w:val="20"/>
-        </w:rPr>
-      </w:pPr>
-      <w:r>
-        <w:rPr>
-          <w:rFonts w:hint="eastAsia"/>
-          <w:sz w:val="20"/>
-          <w:szCs w:val="20"/>
-        </w:rPr>
         <w:t>※</w:t>
       </w:r>
       <w:r>
@@ -1807,6 +1805,7 @@
       </w:r>
       <w:r>
         <w:rPr>
+          <w:noProof/>
           <w:sz w:val="20"/>
           <w:szCs w:val="20"/>
         </w:rPr>
@@ -1827,7 +1826,7 @@
                     <pic:cNvPicPr/>
                   </pic:nvPicPr>
                   <pic:blipFill>
-                    <a:blip r:embed="rId8"/>
+                    <a:blip r:embed="rId10"/>
                     <a:stretch>
                       <a:fillRect/>
                     </a:stretch>
@@ -1959,57 +1958,119 @@
     <w:p>
       <w:pPr>
         <w:rPr>
+          <w:sz w:val="20"/>
+          <w:szCs w:val="20"/>
+        </w:rPr>
+      </w:pPr>
+      <w:r>
+        <w:rPr>
+          <w:sz w:val="20"/>
+          <w:szCs w:val="20"/>
+        </w:rPr>
+        <w:t>sudo apt upgrade</w:t>
+      </w:r>
+    </w:p>
+    <w:p>
+      <w:pPr>
+        <w:rPr>
+          <w:sz w:val="20"/>
+          <w:szCs w:val="20"/>
+        </w:rPr>
+      </w:pPr>
+      <w:r>
+        <w:rPr>
+          <w:sz w:val="20"/>
+          <w:szCs w:val="20"/>
+        </w:rPr>
+        <w:t>更新が完了したら、</w:t>
+      </w:r>
+      <w:r>
+        <w:rPr>
           <w:rFonts w:hint="eastAsia"/>
           <w:sz w:val="20"/>
           <w:szCs w:val="20"/>
         </w:rPr>
-      </w:pPr>
-      <w:r>
-        <w:rPr>
-          <w:sz w:val="20"/>
-          <w:szCs w:val="20"/>
-        </w:rPr>
-        <w:t>sudo apt upgrade</w:t>
-      </w:r>
-    </w:p>
-    <w:p>
-      <w:pPr>
-        <w:rPr>
-          <w:sz w:val="20"/>
-          <w:szCs w:val="20"/>
-        </w:rPr>
-      </w:pPr>
-      <w:r>
-        <w:rPr>
-          <w:sz w:val="20"/>
-          <w:szCs w:val="20"/>
-        </w:rPr>
-        <w:t>更新が完了したら、</w:t>
-      </w:r>
-      <w:r>
+        <w:t>rebootし</w:t>
+      </w:r>
+      <w:r>
+        <w:rPr>
+          <w:sz w:val="20"/>
+          <w:szCs w:val="20"/>
+        </w:rPr>
+        <w:t>タイムゾーンを日本標準時（Asia/Tokyo）に設定する。</w:t>
+      </w:r>
+    </w:p>
+    <w:p>
+      <w:pPr>
+        <w:rPr>
+          <w:sz w:val="20"/>
+          <w:szCs w:val="20"/>
+        </w:rPr>
+      </w:pPr>
+      <w:proofErr w:type="spellStart"/>
+      <w:r>
+        <w:rPr>
+          <w:sz w:val="20"/>
+          <w:szCs w:val="20"/>
+        </w:rPr>
+        <w:t>sudo</w:t>
+      </w:r>
+      <w:proofErr w:type="spellEnd"/>
+      <w:r>
+        <w:rPr>
+          <w:sz w:val="20"/>
+          <w:szCs w:val="20"/>
+        </w:rPr>
+        <w:t xml:space="preserve"> </w:t>
+      </w:r>
+      <w:proofErr w:type="spellStart"/>
+      <w:r>
+        <w:rPr>
+          <w:sz w:val="20"/>
+          <w:szCs w:val="20"/>
+        </w:rPr>
+        <w:t>timedatectl</w:t>
+      </w:r>
+      <w:proofErr w:type="spellEnd"/>
+      <w:r>
+        <w:rPr>
+          <w:sz w:val="20"/>
+          <w:szCs w:val="20"/>
+        </w:rPr>
+        <w:t xml:space="preserve"> set-</w:t>
+      </w:r>
+      <w:proofErr w:type="spellStart"/>
+      <w:r>
+        <w:rPr>
+          <w:sz w:val="20"/>
+          <w:szCs w:val="20"/>
+        </w:rPr>
+        <w:t>timezone</w:t>
+      </w:r>
+      <w:proofErr w:type="spellEnd"/>
+      <w:r>
+        <w:rPr>
+          <w:sz w:val="20"/>
+          <w:szCs w:val="20"/>
+        </w:rPr>
+        <w:t xml:space="preserve"> Asia/Tokyo</w:t>
+      </w:r>
+    </w:p>
+    <w:p>
+      <w:pPr>
         <w:rPr>
           <w:rFonts w:hint="eastAsia"/>
           <w:sz w:val="20"/>
           <w:szCs w:val="20"/>
         </w:rPr>
-        <w:t>rebootし</w:t>
-      </w:r>
-      <w:r>
-        <w:rPr>
-          <w:sz w:val="20"/>
-          <w:szCs w:val="20"/>
-        </w:rPr>
-        <w:t>タイムゾーンを日本標準時（Asia/Tokyo）に設定する。以上でOSの初期設定を完了とする。</w:t>
-      </w:r>
-    </w:p>
-    <w:p>
-      <w:pPr>
-        <w:rPr>
-          <w:rFonts w:hint="eastAsia"/>
-          <w:sz w:val="20"/>
-          <w:szCs w:val="20"/>
-        </w:rPr>
-      </w:pPr>
+      </w:pPr>
+      <w:r>
+        <w:rPr>
+          <w:sz w:val="20"/>
+          <w:szCs w:val="20"/>
+        </w:rPr>
+        <w:t>以上でOSの初期設定を完了とする。</w:t>
+      </w:r>
     </w:p>
     <w:sectPr>
       <w:pgSz w:w="11906" w:h="16838"/>
@@ -2019,6 +2080,56 @@
     </w:sectPr>
   </w:body>
 </w:document>
+</file>
+
+<file path=word/endnotes.xml><?xml version="1.0" encoding="utf-8"?>
+<w:endnotes xmlns:wpc="http://schemas.microsoft.com/office/word/2010/wordprocessingCanvas" xmlns:cx="http://schemas.microsoft.com/office/drawing/2014/chartex" xmlns:cx1="http://schemas.microsoft.com/office/drawing/2015/9/8/chartex" xmlns:cx2="http://schemas.microsoft.com/office/drawing/2015/10/21/chartex" xmlns:cx3="http://schemas.microsoft.com/office/drawing/2016/5/9/chartex" xmlns:cx4="http://schemas.microsoft.com/office/drawing/2016/5/10/chartex" xmlns:cx5="http://schemas.microsoft.com/office/drawing/2016/5/11/chartex" xmlns:cx6="http://schemas.microsoft.com/office/drawing/2016/5/12/chartex" xmlns:cx7="http://schemas.microsoft.com/office/drawing/2016/5/13/chartex" xmlns:cx8="http://schemas.microsoft.com/office/drawing/2016/5/14/chartex" xmlns:mc="http://schemas.openxmlformats.org/markup-compatibility/2006" xmlns:aink="http://schemas.microsoft.com/office/drawing/2016/ink" xmlns:am3d="http://schemas.microsoft.com/office/drawing/2017/model3d" xmlns:o="urn:schemas-microsoft-com:office:office" xmlns:oel="http://schemas.microsoft.com/office/2019/extlst" xmlns:r="http://schemas.openxmlformats.org/officeDocument/2006/relationships" xmlns:m="http://schemas.openxmlformats.org/officeDocument/2006/math" xmlns:v="urn:schemas-microsoft-com:vml" xmlns:wp14="http://schemas.microsoft.com/office/word/2010/wordprocessingDrawing" xmlns:wp="http://schemas.openxmlformats.org/drawingml/2006/wordprocessingDrawing" xmlns:w10="urn:schemas-microsoft-com:office:word" xmlns:w="http://schemas.openxmlformats.org/wordprocessingml/2006/main" xmlns:w14="http://schemas.microsoft.com/office/word/2010/wordml" xmlns:w15="http://schemas.microsoft.com/office/word/2012/wordml" xmlns:w16cex="http://schemas.microsoft.com/office/word/2018/wordml/cex" xmlns:w16cid="http://schemas.microsoft.com/office/word/2016/wordml/cid" xmlns:w16="http://schemas.microsoft.com/office/word/2018/wordml" xmlns:w16du="http://schemas.microsoft.com/office/word/2023/wordml/word16du" xmlns:w16sdtdh="http://schemas.microsoft.com/office/word/2020/wordml/sdtdatahash" xmlns:w16sdtfl="http://schemas.microsoft.com/office/word/2024/wordml/sdtformatlock" xmlns:w16se="http://schemas.microsoft.com/office/word/2015/wordml/symex" xmlns:wpg="http://schemas.microsoft.com/office/word/2010/wordprocessingGroup" xmlns:wpi="http://schemas.microsoft.com/office/word/2010/wordprocessingInk" xmlns:wne="http://schemas.microsoft.com/office/word/2006/wordml" xmlns:wps="http://schemas.microsoft.com/office/word/2010/wordprocessingShape" mc:Ignorable="w14 w15 w16se w16cid w16 w16cex w16sdtdh w16sdtfl w16du wp14">
+  <w:endnote w:type="separator" w:id="-1">
+    <w:p>
+      <w:pPr>
+        <w:spacing w:after="0" w:line="240" w:lineRule="auto"/>
+      </w:pPr>
+      <w:r>
+        <w:separator/>
+      </w:r>
+    </w:p>
+  </w:endnote>
+  <w:endnote w:type="continuationSeparator" w:id="0">
+    <w:p>
+      <w:pPr>
+        <w:spacing w:after="0" w:line="240" w:lineRule="auto"/>
+      </w:pPr>
+      <w:r>
+        <w:continuationSeparator/>
+      </w:r>
+    </w:p>
+  </w:endnote>
+</w:endnotes>
+</file>
+
+<file path=word/footnotes.xml><?xml version="1.0" encoding="utf-8"?>
+<w:footnotes xmlns:wpc="http://schemas.microsoft.com/office/word/2010/wordprocessingCanvas" xmlns:cx="http://schemas.microsoft.com/office/drawing/2014/chartex" xmlns:cx1="http://schemas.microsoft.com/office/drawing/2015/9/8/chartex" xmlns:cx2="http://schemas.microsoft.com/office/drawing/2015/10/21/chartex" xmlns:cx3="http://schemas.microsoft.com/office/drawing/2016/5/9/chartex" xmlns:cx4="http://schemas.microsoft.com/office/drawing/2016/5/10/chartex" xmlns:cx5="http://schemas.microsoft.com/office/drawing/2016/5/11/chartex" xmlns:cx6="http://schemas.microsoft.com/office/drawing/2016/5/12/chartex" xmlns:cx7="http://schemas.microsoft.com/office/drawing/2016/5/13/chartex" xmlns:cx8="http://schemas.microsoft.com/office/drawing/2016/5/14/chartex" xmlns:mc="http://schemas.openxmlformats.org/markup-compatibility/2006" xmlns:aink="http://schemas.microsoft.com/office/drawing/2016/ink" xmlns:am3d="http://schemas.microsoft.com/office/drawing/2017/model3d" xmlns:o="urn:schemas-microsoft-com:office:office" xmlns:oel="http://schemas.microsoft.com/office/2019/extlst" xmlns:r="http://schemas.openxmlformats.org/officeDocument/2006/relationships" xmlns:m="http://schemas.openxmlformats.org/officeDocument/2006/math" xmlns:v="urn:schemas-microsoft-com:vml" xmlns:wp14="http://schemas.microsoft.com/office/word/2010/wordprocessingDrawing" xmlns:wp="http://schemas.openxmlformats.org/drawingml/2006/wordprocessingDrawing" xmlns:w10="urn:schemas-microsoft-com:office:word" xmlns:w="http://schemas.openxmlformats.org/wordprocessingml/2006/main" xmlns:w14="http://schemas.microsoft.com/office/word/2010/wordml" xmlns:w15="http://schemas.microsoft.com/office/word/2012/wordml" xmlns:w16cex="http://schemas.microsoft.com/office/word/2018/wordml/cex" xmlns:w16cid="http://schemas.microsoft.com/office/word/2016/wordml/cid" xmlns:w16="http://schemas.microsoft.com/office/word/2018/wordml" xmlns:w16du="http://schemas.microsoft.com/office/word/2023/wordml/word16du" xmlns:w16sdtdh="http://schemas.microsoft.com/office/word/2020/wordml/sdtdatahash" xmlns:w16sdtfl="http://schemas.microsoft.com/office/word/2024/wordml/sdtformatlock" xmlns:w16se="http://schemas.microsoft.com/office/word/2015/wordml/symex" xmlns:wpg="http://schemas.microsoft.com/office/word/2010/wordprocessingGroup" xmlns:wpi="http://schemas.microsoft.com/office/word/2010/wordprocessingInk" xmlns:wne="http://schemas.microsoft.com/office/word/2006/wordml" xmlns:wps="http://schemas.microsoft.com/office/word/2010/wordprocessingShape" mc:Ignorable="w14 w15 w16se w16cid w16 w16cex w16sdtdh w16sdtfl w16du wp14">
+  <w:footnote w:type="separator" w:id="-1">
+    <w:p>
+      <w:pPr>
+        <w:spacing w:after="0" w:line="240" w:lineRule="auto"/>
+      </w:pPr>
+      <w:r>
+        <w:separator/>
+      </w:r>
+    </w:p>
+  </w:footnote>
+  <w:footnote w:type="continuationSeparator" w:id="0">
+    <w:p>
+      <w:pPr>
+        <w:spacing w:after="0" w:line="240" w:lineRule="auto"/>
+      </w:pPr>
+      <w:r>
+        <w:continuationSeparator/>
+      </w:r>
+    </w:p>
+  </w:footnote>
+</w:footnotes>
 </file>
 
 <file path=word/styles.xml><?xml version="1.0" encoding="utf-8"?>
@@ -2624,6 +2735,7 @@
   <w:style w:type="character" w:default="1" w:styleId="a0">
     <w:name w:val="Default Paragraph Font"/>
     <w:uiPriority w:val="1"/>
+    <w:semiHidden/>
     <w:unhideWhenUsed/>
   </w:style>
   <w:style w:type="table" w:default="1" w:styleId="a1">
@@ -2971,6 +3083,50 @@
       <w:color w:val="605E5C"/>
       <w:shd w:val="clear" w:color="auto" w:fill="E1DFDD"/>
     </w:rPr>
+  </w:style>
+  <w:style w:type="paragraph" w:styleId="ae">
+    <w:name w:val="header"/>
+    <w:basedOn w:val="a"/>
+    <w:link w:val="af"/>
+    <w:uiPriority w:val="99"/>
+    <w:unhideWhenUsed/>
+    <w:rsid w:val="00381B91"/>
+    <w:pPr>
+      <w:tabs>
+        <w:tab w:val="center" w:pos="4252"/>
+        <w:tab w:val="right" w:pos="8504"/>
+      </w:tabs>
+      <w:snapToGrid w:val="0"/>
+    </w:pPr>
+  </w:style>
+  <w:style w:type="character" w:customStyle="1" w:styleId="af">
+    <w:name w:val="ヘッダー (文字)"/>
+    <w:basedOn w:val="a0"/>
+    <w:link w:val="ae"/>
+    <w:uiPriority w:val="99"/>
+    <w:rsid w:val="00381B91"/>
+  </w:style>
+  <w:style w:type="paragraph" w:styleId="af0">
+    <w:name w:val="footer"/>
+    <w:basedOn w:val="a"/>
+    <w:link w:val="af1"/>
+    <w:uiPriority w:val="99"/>
+    <w:unhideWhenUsed/>
+    <w:rsid w:val="00381B91"/>
+    <w:pPr>
+      <w:tabs>
+        <w:tab w:val="center" w:pos="4252"/>
+        <w:tab w:val="right" w:pos="8504"/>
+      </w:tabs>
+      <w:snapToGrid w:val="0"/>
+    </w:pPr>
+  </w:style>
+  <w:style w:type="character" w:customStyle="1" w:styleId="af1">
+    <w:name w:val="フッター (文字)"/>
+    <w:basedOn w:val="a0"/>
+    <w:link w:val="af0"/>
+    <w:uiPriority w:val="99"/>
+    <w:rsid w:val="00381B91"/>
   </w:style>
 </w:styles>
 </file>
